--- a/raporlar/Hakem_Savunma_Rehberi.docx
+++ b/raporlar/Hakem_Savunma_Rehberi.docx
@@ -304,6 +304,29 @@
           <w:iCs/>
         </w:rPr>
         <w:t xml:space="preserve">Cevap: Hayır, tam tersini işaret ediyor ve bunu makalede açıkça belirtiyoruz: appointment_year'ın baskınlığı, modelin periyodik olarak (örn. yıllık) sızıntısız protokolle yeniden eğitilmesi (re-fit) gerektiğini gösteren bir concept drift uyarı sinyalidir. Bu, Sınırlamalar/Gelecek Çalışma bölümünde ayrı bir alt başlıkla ("Concept Drift ve Model Güncelleme Protokolü") ele alınmıştır.</w:t>
+      </w:r>
+    </w:p>
+    <w:p>
+      <w:pPr>
+        <w:pStyle w:val="Heading2"/>
+        <w:spacing w:after="140" w:before="260"/>
+      </w:pPr>
+      <w:r>
+        <w:t xml:space="preserve">S9 (GÜNCEL, EN KRİTİK): "ROC-AUC=0,8153 rastgele bir bölünmeden geliyor; modelin gerçekten geleceği tahmin ettiğine dair kanıtınız var mı?"</w:t>
+      </w:r>
+    </w:p>
+    <w:p>
+      <w:pPr>
+        <w:spacing w:after="140"/>
+      </w:pPr>
+      <w:r>
+        <w:rPr>
+          <w:b w:val="false"/>
+          <w:bCs w:val="false"/>
+          <w:i/>
+          <w:iCs/>
+        </w:rPr>
+        <w:t xml:space="preserve">Cevap: Bu soru sorulmadan makale gönderilmemelidir. Gerçek kronolojik doğrulama (2016–2020 eğitim → 2021–2022 test) yapılmış ve ROC-AUC 0,526'ya (yazı-tura seviyesi) düşmüştür; genişleyen pencere ve yakın-geçmiş pencere varyantlarının hiçbiri bunu düzeltmemiştir. Bu, mevcut haliyle modelin prospektif/canlı dağıtım için KANITLANMAMIŞ olduğu anlamına gelir. Makalede bu, gizlenecek bir sonuç değil, ayrı bir bölüm (bkz. Bulgular 3.5) olarak sunulmalı ve modelin katkısı “kesitsel risk faktörü analizi” olarak çerçevelendirilmelidir; “prospektif doğrulanmış CDSS” iddiası kaldırılmalıdır.</w:t>
       </w:r>
     </w:p>
     <w:p>
@@ -656,6 +679,60 @@
                 <w:szCs w:val="19"/>
               </w:rPr>
               <w:t xml:space="preserve">"Bulgular tek bir coğrafi bölgeyle sınırlıdır; genellenebilirlik test edilmemiştir"</w:t>
+            </w:r>
+          </w:p>
+        </w:tc>
+      </w:tr>
+      <w:tr>
+        <w:tc>
+          <w:tcPr>
+            <w:tcW w:type="dxa" w:w="4488"/>
+            <w:tcMar>
+              <w:top w:type="dxa" w:w="80"/>
+              <w:left w:type="dxa" w:w="120"/>
+              <w:bottom w:type="dxa" w:w="80"/>
+              <w:right w:type="dxa" w:w="120"/>
+            </w:tcMar>
+          </w:tcPr>
+          <w:p>
+            <w:pPr>
+              <w:jc w:val="left"/>
+            </w:pPr>
+            <w:r>
+              <w:rPr>
+                <w:b w:val="false"/>
+                <w:bCs w:val="false"/>
+                <w:color w:val="000000"/>
+                <w:sz w:val="19"/>
+                <w:szCs w:val="19"/>
+              </w:rPr>
+              <w:t xml:space="preserve">"Prospektif olarak doğrulanmış bir CDSS geliştirdik"</w:t>
+            </w:r>
+          </w:p>
+        </w:tc>
+        <w:tc>
+          <w:tcPr>
+            <w:tcW w:type="dxa" w:w="4862"/>
+            <w:tcMar>
+              <w:top w:type="dxa" w:w="80"/>
+              <w:left w:type="dxa" w:w="120"/>
+              <w:bottom w:type="dxa" w:w="80"/>
+              <w:right w:type="dxa" w:w="120"/>
+            </w:tcMar>
+          </w:tcPr>
+          <w:p>
+            <w:pPr>
+              <w:jc w:val="left"/>
+            </w:pPr>
+            <w:r>
+              <w:rPr>
+                <w:b w:val="false"/>
+                <w:bCs w:val="false"/>
+                <w:color w:val="000000"/>
+                <w:sz w:val="19"/>
+                <w:szCs w:val="19"/>
+              </w:rPr>
+              <w:t xml:space="preserve">"Model, mevcut haliyle kesitsel/retrospektif risk faktörü analizi için geçerlidir; prospektif geçerlilik test edilmiş ve doğrulanamamıştır (bkz. Bölüm 3.5)"</w:t>
             </w:r>
           </w:p>
         </w:tc>
